--- a/assets/documents/26-udenar-big-data/reflection-week-3-template.docx
+++ b/assets/documents/26-udenar-big-data/reflection-week-3-template.docx
@@ -74,7 +74,7 @@
         <w:rPr>
           <w:b w:val="0"/>
         </w:rPr>
-        <w:t>Explique su flujo Prefect (extract → aggregate → validate) y los modelos lineal y MLP con train/validación/prueba. Incluya métricas (R², MAE) y trade-offs.</w:t>
+        <w:t>Explique su flujo Prefect (extract → aggregate → validate) y la regresión lineal que implementó con train/validación/prueba (R², MAE, coeficientes). Relacione con el contraste lineal vs red pequeña visto en las diapositivas L6 (explicabilidad vs caja negra).</w:t>
       </w:r>
     </w:p>
     <w:p/>
